--- a/docs/project-management/SEISMIK_PLAN_SCRUM_MVP_v0.1.docx
+++ b/docs/project-management/SEISMIK_PLAN_SCRUM_MVP_v0.1.docx
@@ -8405,7 +8405,6 @@
                 <w:color w:val="FFFFFF"/>
                 <w:sz w:val="17"/>
               </w:rPr>
-              <w:lastRenderedPageBreak/>
               <w:t>ID</w:t>
             </w:r>
           </w:p>
@@ -11678,7 +11677,7 @@
   <w:abstractNum w:abstractNumId="0" w15:restartNumberingAfterBreak="0">
     <w:nsid w:val="FFFFFF89"/>
     <w:multiLevelType w:val="singleLevel"/>
-    <w:tmpl w:val="FD9A830A"/>
+    <w:tmpl w:val="2794DC7E"/>
     <w:lvl w:ilvl="0">
       <w:start w:val="1"/>
       <w:numFmt w:val="bullet"/>
@@ -11696,7 +11695,7 @@
       </w:rPr>
     </w:lvl>
   </w:abstractNum>
-  <w:num w:numId="1" w16cid:durableId="778261959">
+  <w:num w:numId="1" w16cid:durableId="1825195870">
     <w:abstractNumId w:val="0"/>
   </w:num>
 </w:numbering>
@@ -12117,7 +12116,7 @@
     <w:link w:val="Ttulo1Car"/>
     <w:uiPriority w:val="9"/>
     <w:qFormat/>
-    <w:rsid w:val="00B74A2C"/>
+    <w:rsid w:val="00544644"/>
     <w:pPr>
       <w:keepNext/>
       <w:keepLines/>
@@ -12139,7 +12138,7 @@
     <w:uiPriority w:val="9"/>
     <w:unhideWhenUsed/>
     <w:qFormat/>
-    <w:rsid w:val="00B74A2C"/>
+    <w:rsid w:val="00544644"/>
     <w:pPr>
       <w:keepNext/>
       <w:keepLines/>
@@ -12162,7 +12161,7 @@
     <w:semiHidden/>
     <w:unhideWhenUsed/>
     <w:qFormat/>
-    <w:rsid w:val="00B74A2C"/>
+    <w:rsid w:val="00544644"/>
     <w:pPr>
       <w:keepNext/>
       <w:keepLines/>
@@ -12185,7 +12184,7 @@
     <w:semiHidden/>
     <w:unhideWhenUsed/>
     <w:qFormat/>
-    <w:rsid w:val="00B74A2C"/>
+    <w:rsid w:val="00544644"/>
     <w:pPr>
       <w:keepNext/>
       <w:keepLines/>
@@ -12208,7 +12207,7 @@
     <w:semiHidden/>
     <w:unhideWhenUsed/>
     <w:qFormat/>
-    <w:rsid w:val="00B74A2C"/>
+    <w:rsid w:val="00544644"/>
     <w:pPr>
       <w:keepNext/>
       <w:keepLines/>
@@ -12229,7 +12228,7 @@
     <w:semiHidden/>
     <w:unhideWhenUsed/>
     <w:qFormat/>
-    <w:rsid w:val="00B74A2C"/>
+    <w:rsid w:val="00544644"/>
     <w:pPr>
       <w:keepNext/>
       <w:keepLines/>
@@ -12252,7 +12251,7 @@
     <w:semiHidden/>
     <w:unhideWhenUsed/>
     <w:qFormat/>
-    <w:rsid w:val="00B74A2C"/>
+    <w:rsid w:val="00544644"/>
     <w:pPr>
       <w:keepNext/>
       <w:keepLines/>
@@ -12273,7 +12272,7 @@
     <w:semiHidden/>
     <w:unhideWhenUsed/>
     <w:qFormat/>
-    <w:rsid w:val="00B74A2C"/>
+    <w:rsid w:val="00544644"/>
     <w:pPr>
       <w:keepNext/>
       <w:keepLines/>
@@ -12296,7 +12295,7 @@
     <w:semiHidden/>
     <w:unhideWhenUsed/>
     <w:qFormat/>
-    <w:rsid w:val="00B74A2C"/>
+    <w:rsid w:val="00544644"/>
     <w:pPr>
       <w:keepNext/>
       <w:keepLines/>
@@ -12340,7 +12339,7 @@
     <w:basedOn w:val="Fuentedeprrafopredeter"/>
     <w:link w:val="Ttulo1"/>
     <w:uiPriority w:val="9"/>
-    <w:rsid w:val="00B74A2C"/>
+    <w:rsid w:val="00544644"/>
     <w:rPr>
       <w:rFonts w:ascii="Aptos Display" w:eastAsiaTheme="majorEastAsia" w:hAnsi="Aptos Display" w:cstheme="majorBidi"/>
       <w:color w:val="13458B"/>
@@ -12353,7 +12352,7 @@
     <w:basedOn w:val="Fuentedeprrafopredeter"/>
     <w:link w:val="Ttulo2"/>
     <w:uiPriority w:val="9"/>
-    <w:rsid w:val="00B74A2C"/>
+    <w:rsid w:val="00544644"/>
     <w:rPr>
       <w:rFonts w:ascii="Aptos Display" w:eastAsiaTheme="majorEastAsia" w:hAnsi="Aptos Display" w:cstheme="majorBidi"/>
       <w:color w:val="13458B"/>
@@ -12367,7 +12366,7 @@
     <w:link w:val="Ttulo3"/>
     <w:uiPriority w:val="9"/>
     <w:semiHidden/>
-    <w:rsid w:val="00B74A2C"/>
+    <w:rsid w:val="00544644"/>
     <w:rPr>
       <w:rFonts w:ascii="Aptos Display" w:eastAsiaTheme="majorEastAsia" w:hAnsi="Aptos Display" w:cstheme="majorBidi"/>
       <w:color w:val="13458B"/>
@@ -12381,7 +12380,7 @@
     <w:link w:val="Ttulo4"/>
     <w:uiPriority w:val="9"/>
     <w:semiHidden/>
-    <w:rsid w:val="00B74A2C"/>
+    <w:rsid w:val="00544644"/>
     <w:rPr>
       <w:rFonts w:eastAsiaTheme="majorEastAsia" w:cstheme="majorBidi"/>
       <w:i/>
@@ -12395,7 +12394,7 @@
     <w:link w:val="Ttulo5"/>
     <w:uiPriority w:val="9"/>
     <w:semiHidden/>
-    <w:rsid w:val="00B74A2C"/>
+    <w:rsid w:val="00544644"/>
     <w:rPr>
       <w:rFonts w:eastAsiaTheme="majorEastAsia" w:cstheme="majorBidi"/>
       <w:color w:val="0F4761" w:themeColor="accent1" w:themeShade="BF"/>
@@ -12407,7 +12406,7 @@
     <w:link w:val="Ttulo6"/>
     <w:uiPriority w:val="9"/>
     <w:semiHidden/>
-    <w:rsid w:val="00B74A2C"/>
+    <w:rsid w:val="00544644"/>
     <w:rPr>
       <w:rFonts w:eastAsiaTheme="majorEastAsia" w:cstheme="majorBidi"/>
       <w:i/>
@@ -12421,7 +12420,7 @@
     <w:link w:val="Ttulo7"/>
     <w:uiPriority w:val="9"/>
     <w:semiHidden/>
-    <w:rsid w:val="00B74A2C"/>
+    <w:rsid w:val="00544644"/>
     <w:rPr>
       <w:rFonts w:eastAsiaTheme="majorEastAsia" w:cstheme="majorBidi"/>
       <w:color w:val="595959" w:themeColor="text1" w:themeTint="A6"/>
@@ -12433,7 +12432,7 @@
     <w:link w:val="Ttulo8"/>
     <w:uiPriority w:val="9"/>
     <w:semiHidden/>
-    <w:rsid w:val="00B74A2C"/>
+    <w:rsid w:val="00544644"/>
     <w:rPr>
       <w:rFonts w:eastAsiaTheme="majorEastAsia" w:cstheme="majorBidi"/>
       <w:i/>
@@ -12447,7 +12446,7 @@
     <w:link w:val="Ttulo9"/>
     <w:uiPriority w:val="9"/>
     <w:semiHidden/>
-    <w:rsid w:val="00B74A2C"/>
+    <w:rsid w:val="00544644"/>
     <w:rPr>
       <w:rFonts w:eastAsiaTheme="majorEastAsia" w:cstheme="majorBidi"/>
       <w:color w:val="272727" w:themeColor="text1" w:themeTint="D8"/>
@@ -12460,7 +12459,7 @@
     <w:link w:val="TtuloCar"/>
     <w:uiPriority w:val="10"/>
     <w:qFormat/>
-    <w:rsid w:val="00B74A2C"/>
+    <w:rsid w:val="00544644"/>
     <w:pPr>
       <w:spacing w:after="80"/>
       <w:contextualSpacing/>
@@ -12479,7 +12478,7 @@
     <w:basedOn w:val="Fuentedeprrafopredeter"/>
     <w:link w:val="Ttulo"/>
     <w:uiPriority w:val="10"/>
-    <w:rsid w:val="00B74A2C"/>
+    <w:rsid w:val="00544644"/>
     <w:rPr>
       <w:rFonts w:ascii="Aptos Display" w:eastAsiaTheme="majorEastAsia" w:hAnsi="Aptos Display" w:cstheme="majorBidi"/>
       <w:color w:val="13458B"/>
@@ -12496,7 +12495,7 @@
     <w:link w:val="SubttuloCar"/>
     <w:uiPriority w:val="11"/>
     <w:qFormat/>
-    <w:rsid w:val="00B74A2C"/>
+    <w:rsid w:val="00544644"/>
     <w:pPr>
       <w:numPr>
         <w:ilvl w:val="1"/>
@@ -12515,7 +12514,7 @@
     <w:basedOn w:val="Fuentedeprrafopredeter"/>
     <w:link w:val="Subttulo"/>
     <w:uiPriority w:val="11"/>
-    <w:rsid w:val="00B74A2C"/>
+    <w:rsid w:val="00544644"/>
     <w:rPr>
       <w:rFonts w:eastAsiaTheme="majorEastAsia" w:cstheme="majorBidi"/>
       <w:color w:val="595959" w:themeColor="text1" w:themeTint="A6"/>
@@ -12531,7 +12530,7 @@
     <w:link w:val="CitaCar"/>
     <w:uiPriority w:val="29"/>
     <w:qFormat/>
-    <w:rsid w:val="00B74A2C"/>
+    <w:rsid w:val="00544644"/>
     <w:pPr>
       <w:spacing w:before="160"/>
       <w:jc w:val="center"/>
@@ -12547,7 +12546,7 @@
     <w:basedOn w:val="Fuentedeprrafopredeter"/>
     <w:link w:val="Cita"/>
     <w:uiPriority w:val="29"/>
-    <w:rsid w:val="00B74A2C"/>
+    <w:rsid w:val="00544644"/>
     <w:rPr>
       <w:i/>
       <w:iCs/>
@@ -12559,7 +12558,7 @@
     <w:basedOn w:val="Normal"/>
     <w:uiPriority w:val="34"/>
     <w:qFormat/>
-    <w:rsid w:val="00B74A2C"/>
+    <w:rsid w:val="00544644"/>
     <w:pPr>
       <w:ind w:left="720"/>
       <w:contextualSpacing/>
@@ -12570,7 +12569,7 @@
     <w:basedOn w:val="Fuentedeprrafopredeter"/>
     <w:uiPriority w:val="21"/>
     <w:qFormat/>
-    <w:rsid w:val="00B74A2C"/>
+    <w:rsid w:val="00544644"/>
     <w:rPr>
       <w:i/>
       <w:iCs/>
@@ -12584,7 +12583,7 @@
     <w:link w:val="CitadestacadaCar"/>
     <w:uiPriority w:val="30"/>
     <w:qFormat/>
-    <w:rsid w:val="00B74A2C"/>
+    <w:rsid w:val="00544644"/>
     <w:pPr>
       <w:pBdr>
         <w:top w:val="single" w:sz="4" w:space="10" w:color="0F4761" w:themeColor="accent1" w:themeShade="BF"/>
@@ -12605,7 +12604,7 @@
     <w:basedOn w:val="Fuentedeprrafopredeter"/>
     <w:link w:val="Citadestacada"/>
     <w:uiPriority w:val="30"/>
-    <w:rsid w:val="00B74A2C"/>
+    <w:rsid w:val="00544644"/>
     <w:rPr>
       <w:i/>
       <w:iCs/>
@@ -12617,7 +12616,7 @@
     <w:basedOn w:val="Fuentedeprrafopredeter"/>
     <w:uiPriority w:val="32"/>
     <w:qFormat/>
-    <w:rsid w:val="00B74A2C"/>
+    <w:rsid w:val="00544644"/>
     <w:rPr>
       <w:b/>
       <w:bCs/>
@@ -12632,7 +12631,7 @@
     <w:link w:val="EncabezadoCar"/>
     <w:uiPriority w:val="99"/>
     <w:unhideWhenUsed/>
-    <w:rsid w:val="00B74A2C"/>
+    <w:rsid w:val="00544644"/>
     <w:pPr>
       <w:tabs>
         <w:tab w:val="center" w:pos="4419"/>
@@ -12646,7 +12645,7 @@
     <w:basedOn w:val="Fuentedeprrafopredeter"/>
     <w:link w:val="Encabezado"/>
     <w:uiPriority w:val="99"/>
-    <w:rsid w:val="00B74A2C"/>
+    <w:rsid w:val="00544644"/>
     <w:rPr>
       <w:rFonts w:ascii="Aptos" w:hAnsi="Aptos"/>
       <w:sz w:val="20"/>
@@ -12658,7 +12657,7 @@
     <w:link w:val="PiedepginaCar"/>
     <w:uiPriority w:val="99"/>
     <w:unhideWhenUsed/>
-    <w:rsid w:val="00B74A2C"/>
+    <w:rsid w:val="00544644"/>
     <w:pPr>
       <w:tabs>
         <w:tab w:val="center" w:pos="4419"/>
@@ -12672,7 +12671,7 @@
     <w:basedOn w:val="Fuentedeprrafopredeter"/>
     <w:link w:val="Piedepgina"/>
     <w:uiPriority w:val="99"/>
-    <w:rsid w:val="00B74A2C"/>
+    <w:rsid w:val="00544644"/>
     <w:rPr>
       <w:rFonts w:ascii="Aptos" w:hAnsi="Aptos"/>
       <w:sz w:val="20"/>
@@ -12683,7 +12682,7 @@
     <w:basedOn w:val="Normal"/>
     <w:uiPriority w:val="99"/>
     <w:unhideWhenUsed/>
-    <w:rsid w:val="00B74A2C"/>
+    <w:rsid w:val="00544644"/>
     <w:pPr>
       <w:numPr>
         <w:numId w:val="1"/>

--- a/docs/project-management/SEISMIK_PLAN_SCRUM_MVP_v0.1.docx
+++ b/docs/project-management/SEISMIK_PLAN_SCRUM_MVP_v0.1.docx
@@ -2759,12 +2759,12 @@
         <w:tblLook w:val="0000" w:firstRow="0" w:lastRow="0" w:firstColumn="0" w:lastColumn="0" w:noHBand="0" w:noVBand="0"/>
       </w:tblPr>
       <w:tblGrid>
-        <w:gridCol w:w="493"/>
-        <w:gridCol w:w="2381"/>
-        <w:gridCol w:w="1576"/>
-        <w:gridCol w:w="1623"/>
+        <w:gridCol w:w="496"/>
+        <w:gridCol w:w="2289"/>
+        <w:gridCol w:w="1591"/>
+        <w:gridCol w:w="1643"/>
         <w:gridCol w:w="1172"/>
-        <w:gridCol w:w="2722"/>
+        <w:gridCol w:w="2776"/>
       </w:tblGrid>
       <w:tr>
         <w:tblPrEx>
@@ -8405,6 +8405,7 @@
                 <w:color w:val="FFFFFF"/>
                 <w:sz w:val="17"/>
               </w:rPr>
+              <w:lastRenderedPageBreak/>
               <w:t>ID</w:t>
             </w:r>
           </w:p>
@@ -8982,24 +8983,9 @@
             </w:pPr>
             <w:r>
               <w:rPr>
-                <w:rFonts w:hint="eastAsia"/>
-                <w:sz w:val="17"/>
-              </w:rPr>
-              <w:t xml:space="preserve">Pronóstico </w:t>
-            </w:r>
-            <w:r>
-              <w:rPr>
-                <w:rFonts w:hint="eastAsia"/>
-                <w:sz w:val="17"/>
-              </w:rPr>
-              <w:t>≤</w:t>
-            </w:r>
-            <w:r>
-              <w:rPr>
-                <w:rFonts w:hint="eastAsia"/>
-                <w:sz w:val="17"/>
-              </w:rPr>
-              <w:t>150.000 COP/mes</w:t>
+                <w:sz w:val="17"/>
+              </w:rPr>
+              <w:t>Pronóstico ≤150.000 COP/mes</w:t>
             </w:r>
           </w:p>
         </w:tc>
@@ -11677,7 +11663,7 @@
   <w:abstractNum w:abstractNumId="0" w15:restartNumberingAfterBreak="0">
     <w:nsid w:val="FFFFFF89"/>
     <w:multiLevelType w:val="singleLevel"/>
-    <w:tmpl w:val="2794DC7E"/>
+    <w:tmpl w:val="AFCA8AC6"/>
     <w:lvl w:ilvl="0">
       <w:start w:val="1"/>
       <w:numFmt w:val="bullet"/>
@@ -11695,7 +11681,7 @@
       </w:rPr>
     </w:lvl>
   </w:abstractNum>
-  <w:num w:numId="1" w16cid:durableId="1825195870">
+  <w:num w:numId="1" w16cid:durableId="108283817">
     <w:abstractNumId w:val="0"/>
   </w:num>
 </w:numbering>
@@ -11706,11 +11692,11 @@
   <w:docDefaults>
     <w:rPrDefault>
       <w:rPr>
-        <w:rFonts w:asciiTheme="minorHAnsi" w:eastAsiaTheme="minorEastAsia" w:hAnsiTheme="minorHAnsi" w:cstheme="minorBidi"/>
+        <w:rFonts w:asciiTheme="minorHAnsi" w:eastAsiaTheme="minorHAnsi" w:hAnsiTheme="minorHAnsi" w:cstheme="minorBidi"/>
         <w:kern w:val="2"/>
         <w:sz w:val="24"/>
         <w:szCs w:val="24"/>
-        <w:lang w:val="es-CO" w:eastAsia="ko-KR" w:bidi="ar-SA"/>
+        <w:lang w:val="es-CO" w:eastAsia="en-US" w:bidi="ar-SA"/>
         <w14:ligatures w14:val="standardContextual"/>
       </w:rPr>
     </w:rPrDefault>
@@ -12116,7 +12102,7 @@
     <w:link w:val="Ttulo1Car"/>
     <w:uiPriority w:val="9"/>
     <w:qFormat/>
-    <w:rsid w:val="00544644"/>
+    <w:rsid w:val="0032731C"/>
     <w:pPr>
       <w:keepNext/>
       <w:keepLines/>
@@ -12138,7 +12124,7 @@
     <w:uiPriority w:val="9"/>
     <w:unhideWhenUsed/>
     <w:qFormat/>
-    <w:rsid w:val="00544644"/>
+    <w:rsid w:val="0032731C"/>
     <w:pPr>
       <w:keepNext/>
       <w:keepLines/>
@@ -12161,7 +12147,7 @@
     <w:semiHidden/>
     <w:unhideWhenUsed/>
     <w:qFormat/>
-    <w:rsid w:val="00544644"/>
+    <w:rsid w:val="0032731C"/>
     <w:pPr>
       <w:keepNext/>
       <w:keepLines/>
@@ -12184,7 +12170,7 @@
     <w:semiHidden/>
     <w:unhideWhenUsed/>
     <w:qFormat/>
-    <w:rsid w:val="00544644"/>
+    <w:rsid w:val="0032731C"/>
     <w:pPr>
       <w:keepNext/>
       <w:keepLines/>
@@ -12207,7 +12193,7 @@
     <w:semiHidden/>
     <w:unhideWhenUsed/>
     <w:qFormat/>
-    <w:rsid w:val="00544644"/>
+    <w:rsid w:val="0032731C"/>
     <w:pPr>
       <w:keepNext/>
       <w:keepLines/>
@@ -12228,7 +12214,7 @@
     <w:semiHidden/>
     <w:unhideWhenUsed/>
     <w:qFormat/>
-    <w:rsid w:val="00544644"/>
+    <w:rsid w:val="0032731C"/>
     <w:pPr>
       <w:keepNext/>
       <w:keepLines/>
@@ -12251,7 +12237,7 @@
     <w:semiHidden/>
     <w:unhideWhenUsed/>
     <w:qFormat/>
-    <w:rsid w:val="00544644"/>
+    <w:rsid w:val="0032731C"/>
     <w:pPr>
       <w:keepNext/>
       <w:keepLines/>
@@ -12272,7 +12258,7 @@
     <w:semiHidden/>
     <w:unhideWhenUsed/>
     <w:qFormat/>
-    <w:rsid w:val="00544644"/>
+    <w:rsid w:val="0032731C"/>
     <w:pPr>
       <w:keepNext/>
       <w:keepLines/>
@@ -12295,7 +12281,7 @@
     <w:semiHidden/>
     <w:unhideWhenUsed/>
     <w:qFormat/>
-    <w:rsid w:val="00544644"/>
+    <w:rsid w:val="0032731C"/>
     <w:pPr>
       <w:keepNext/>
       <w:keepLines/>
@@ -12339,7 +12325,7 @@
     <w:basedOn w:val="Fuentedeprrafopredeter"/>
     <w:link w:val="Ttulo1"/>
     <w:uiPriority w:val="9"/>
-    <w:rsid w:val="00544644"/>
+    <w:rsid w:val="0032731C"/>
     <w:rPr>
       <w:rFonts w:ascii="Aptos Display" w:eastAsiaTheme="majorEastAsia" w:hAnsi="Aptos Display" w:cstheme="majorBidi"/>
       <w:color w:val="13458B"/>
@@ -12352,7 +12338,7 @@
     <w:basedOn w:val="Fuentedeprrafopredeter"/>
     <w:link w:val="Ttulo2"/>
     <w:uiPriority w:val="9"/>
-    <w:rsid w:val="00544644"/>
+    <w:rsid w:val="0032731C"/>
     <w:rPr>
       <w:rFonts w:ascii="Aptos Display" w:eastAsiaTheme="majorEastAsia" w:hAnsi="Aptos Display" w:cstheme="majorBidi"/>
       <w:color w:val="13458B"/>
@@ -12366,7 +12352,7 @@
     <w:link w:val="Ttulo3"/>
     <w:uiPriority w:val="9"/>
     <w:semiHidden/>
-    <w:rsid w:val="00544644"/>
+    <w:rsid w:val="0032731C"/>
     <w:rPr>
       <w:rFonts w:ascii="Aptos Display" w:eastAsiaTheme="majorEastAsia" w:hAnsi="Aptos Display" w:cstheme="majorBidi"/>
       <w:color w:val="13458B"/>
@@ -12380,7 +12366,7 @@
     <w:link w:val="Ttulo4"/>
     <w:uiPriority w:val="9"/>
     <w:semiHidden/>
-    <w:rsid w:val="00544644"/>
+    <w:rsid w:val="0032731C"/>
     <w:rPr>
       <w:rFonts w:eastAsiaTheme="majorEastAsia" w:cstheme="majorBidi"/>
       <w:i/>
@@ -12394,7 +12380,7 @@
     <w:link w:val="Ttulo5"/>
     <w:uiPriority w:val="9"/>
     <w:semiHidden/>
-    <w:rsid w:val="00544644"/>
+    <w:rsid w:val="0032731C"/>
     <w:rPr>
       <w:rFonts w:eastAsiaTheme="majorEastAsia" w:cstheme="majorBidi"/>
       <w:color w:val="0F4761" w:themeColor="accent1" w:themeShade="BF"/>
@@ -12406,7 +12392,7 @@
     <w:link w:val="Ttulo6"/>
     <w:uiPriority w:val="9"/>
     <w:semiHidden/>
-    <w:rsid w:val="00544644"/>
+    <w:rsid w:val="0032731C"/>
     <w:rPr>
       <w:rFonts w:eastAsiaTheme="majorEastAsia" w:cstheme="majorBidi"/>
       <w:i/>
@@ -12420,7 +12406,7 @@
     <w:link w:val="Ttulo7"/>
     <w:uiPriority w:val="9"/>
     <w:semiHidden/>
-    <w:rsid w:val="00544644"/>
+    <w:rsid w:val="0032731C"/>
     <w:rPr>
       <w:rFonts w:eastAsiaTheme="majorEastAsia" w:cstheme="majorBidi"/>
       <w:color w:val="595959" w:themeColor="text1" w:themeTint="A6"/>
@@ -12432,7 +12418,7 @@
     <w:link w:val="Ttulo8"/>
     <w:uiPriority w:val="9"/>
     <w:semiHidden/>
-    <w:rsid w:val="00544644"/>
+    <w:rsid w:val="0032731C"/>
     <w:rPr>
       <w:rFonts w:eastAsiaTheme="majorEastAsia" w:cstheme="majorBidi"/>
       <w:i/>
@@ -12446,7 +12432,7 @@
     <w:link w:val="Ttulo9"/>
     <w:uiPriority w:val="9"/>
     <w:semiHidden/>
-    <w:rsid w:val="00544644"/>
+    <w:rsid w:val="0032731C"/>
     <w:rPr>
       <w:rFonts w:eastAsiaTheme="majorEastAsia" w:cstheme="majorBidi"/>
       <w:color w:val="272727" w:themeColor="text1" w:themeTint="D8"/>
@@ -12459,7 +12445,7 @@
     <w:link w:val="TtuloCar"/>
     <w:uiPriority w:val="10"/>
     <w:qFormat/>
-    <w:rsid w:val="00544644"/>
+    <w:rsid w:val="0032731C"/>
     <w:pPr>
       <w:spacing w:after="80"/>
       <w:contextualSpacing/>
@@ -12478,7 +12464,7 @@
     <w:basedOn w:val="Fuentedeprrafopredeter"/>
     <w:link w:val="Ttulo"/>
     <w:uiPriority w:val="10"/>
-    <w:rsid w:val="00544644"/>
+    <w:rsid w:val="0032731C"/>
     <w:rPr>
       <w:rFonts w:ascii="Aptos Display" w:eastAsiaTheme="majorEastAsia" w:hAnsi="Aptos Display" w:cstheme="majorBidi"/>
       <w:color w:val="13458B"/>
@@ -12495,7 +12481,7 @@
     <w:link w:val="SubttuloCar"/>
     <w:uiPriority w:val="11"/>
     <w:qFormat/>
-    <w:rsid w:val="00544644"/>
+    <w:rsid w:val="0032731C"/>
     <w:pPr>
       <w:numPr>
         <w:ilvl w:val="1"/>
@@ -12514,7 +12500,7 @@
     <w:basedOn w:val="Fuentedeprrafopredeter"/>
     <w:link w:val="Subttulo"/>
     <w:uiPriority w:val="11"/>
-    <w:rsid w:val="00544644"/>
+    <w:rsid w:val="0032731C"/>
     <w:rPr>
       <w:rFonts w:eastAsiaTheme="majorEastAsia" w:cstheme="majorBidi"/>
       <w:color w:val="595959" w:themeColor="text1" w:themeTint="A6"/>
@@ -12530,7 +12516,7 @@
     <w:link w:val="CitaCar"/>
     <w:uiPriority w:val="29"/>
     <w:qFormat/>
-    <w:rsid w:val="00544644"/>
+    <w:rsid w:val="0032731C"/>
     <w:pPr>
       <w:spacing w:before="160"/>
       <w:jc w:val="center"/>
@@ -12546,7 +12532,7 @@
     <w:basedOn w:val="Fuentedeprrafopredeter"/>
     <w:link w:val="Cita"/>
     <w:uiPriority w:val="29"/>
-    <w:rsid w:val="00544644"/>
+    <w:rsid w:val="0032731C"/>
     <w:rPr>
       <w:i/>
       <w:iCs/>
@@ -12558,7 +12544,7 @@
     <w:basedOn w:val="Normal"/>
     <w:uiPriority w:val="34"/>
     <w:qFormat/>
-    <w:rsid w:val="00544644"/>
+    <w:rsid w:val="0032731C"/>
     <w:pPr>
       <w:ind w:left="720"/>
       <w:contextualSpacing/>
@@ -12569,7 +12555,7 @@
     <w:basedOn w:val="Fuentedeprrafopredeter"/>
     <w:uiPriority w:val="21"/>
     <w:qFormat/>
-    <w:rsid w:val="00544644"/>
+    <w:rsid w:val="0032731C"/>
     <w:rPr>
       <w:i/>
       <w:iCs/>
@@ -12583,7 +12569,7 @@
     <w:link w:val="CitadestacadaCar"/>
     <w:uiPriority w:val="30"/>
     <w:qFormat/>
-    <w:rsid w:val="00544644"/>
+    <w:rsid w:val="0032731C"/>
     <w:pPr>
       <w:pBdr>
         <w:top w:val="single" w:sz="4" w:space="10" w:color="0F4761" w:themeColor="accent1" w:themeShade="BF"/>
@@ -12604,7 +12590,7 @@
     <w:basedOn w:val="Fuentedeprrafopredeter"/>
     <w:link w:val="Citadestacada"/>
     <w:uiPriority w:val="30"/>
-    <w:rsid w:val="00544644"/>
+    <w:rsid w:val="0032731C"/>
     <w:rPr>
       <w:i/>
       <w:iCs/>
@@ -12616,7 +12602,7 @@
     <w:basedOn w:val="Fuentedeprrafopredeter"/>
     <w:uiPriority w:val="32"/>
     <w:qFormat/>
-    <w:rsid w:val="00544644"/>
+    <w:rsid w:val="0032731C"/>
     <w:rPr>
       <w:b/>
       <w:bCs/>
@@ -12631,7 +12617,7 @@
     <w:link w:val="EncabezadoCar"/>
     <w:uiPriority w:val="99"/>
     <w:unhideWhenUsed/>
-    <w:rsid w:val="00544644"/>
+    <w:rsid w:val="0032731C"/>
     <w:pPr>
       <w:tabs>
         <w:tab w:val="center" w:pos="4419"/>
@@ -12645,7 +12631,7 @@
     <w:basedOn w:val="Fuentedeprrafopredeter"/>
     <w:link w:val="Encabezado"/>
     <w:uiPriority w:val="99"/>
-    <w:rsid w:val="00544644"/>
+    <w:rsid w:val="0032731C"/>
     <w:rPr>
       <w:rFonts w:ascii="Aptos" w:hAnsi="Aptos"/>
       <w:sz w:val="20"/>
@@ -12657,7 +12643,7 @@
     <w:link w:val="PiedepginaCar"/>
     <w:uiPriority w:val="99"/>
     <w:unhideWhenUsed/>
-    <w:rsid w:val="00544644"/>
+    <w:rsid w:val="0032731C"/>
     <w:pPr>
       <w:tabs>
         <w:tab w:val="center" w:pos="4419"/>
@@ -12671,7 +12657,7 @@
     <w:basedOn w:val="Fuentedeprrafopredeter"/>
     <w:link w:val="Piedepgina"/>
     <w:uiPriority w:val="99"/>
-    <w:rsid w:val="00544644"/>
+    <w:rsid w:val="0032731C"/>
     <w:rPr>
       <w:rFonts w:ascii="Aptos" w:hAnsi="Aptos"/>
       <w:sz w:val="20"/>
@@ -12682,7 +12668,7 @@
     <w:basedOn w:val="Normal"/>
     <w:uiPriority w:val="99"/>
     <w:unhideWhenUsed/>
-    <w:rsid w:val="00544644"/>
+    <w:rsid w:val="0032731C"/>
     <w:pPr>
       <w:numPr>
         <w:numId w:val="1"/>
